--- a/data/niveles/Reportes/Archivo/Reporte_Niveles_Hidrometricos_2026-10-20_1900.docx
+++ b/data/niveles/Reportes/Archivo/Reporte_Niveles_Hidrometricos_2026-10-20_1900.docx
@@ -3055,7 +3055,7 @@
                 <w:b w:val="0"/>
                 <w:sz w:val="14"/>
               </w:rPr>
-              <w:t>-0.86</w:t>
+              <w:t>s/d</w:t>
             </w:r>
           </w:p>
         </w:tc>
@@ -3177,7 +3177,7 @@
                 <w:b w:val="0"/>
                 <w:sz w:val="14"/>
               </w:rPr>
-              <w:t>+0.24</w:t>
+              <w:t>s/d</w:t>
             </w:r>
           </w:p>
         </w:tc>
@@ -4153,7 +4153,7 @@
                 <w:b w:val="0"/>
                 <w:sz w:val="14"/>
               </w:rPr>
-              <w:t>+6.01</w:t>
+              <w:t>+0.01</w:t>
             </w:r>
           </w:p>
         </w:tc>
